--- a/common/template/document/contract_student_new-mk.docx
+++ b/common/template/document/contract_student_new-mk.docx
@@ -11,6 +11,7 @@
           <w:rStyle w:val="a4"/>
           <w:sz w:val="18"/>
           <w:szCs w:val="18"/>
+          <w:lang w:val="en-US"/>
         </w:rPr>
       </w:pPr>
       <w:r>
@@ -20,6 +21,53 @@
           <w:szCs w:val="18"/>
         </w:rPr>
         <w:t>ДОГОВОР</w:t>
+      </w:r>
+      <w:r>
+        <w:rPr>
+          <w:rStyle w:val="a4"/>
+          <w:sz w:val="18"/>
+          <w:szCs w:val="18"/>
+          <w:lang w:val="en-US"/>
+        </w:rPr>
+        <w:t xml:space="preserve"> </w:t>
+      </w:r>
+      <w:r>
+        <w:rPr>
+          <w:rStyle w:val="a4"/>
+          <w:sz w:val="18"/>
+          <w:szCs w:val="18"/>
+          <w:lang w:val="en-US"/>
+        </w:rPr>
+        <w:t>№</w:t>
+      </w:r>
+      <w:r>
+        <w:rPr>
+          <w:b/>
+          <w:bCs/>
+          <w:sz w:val="18"/>
+          <w:szCs w:val="18"/>
+          <w:lang w:val="en-US"/>
+        </w:rPr>
+        <w:t>[doc.student_fls]</w:t>
+      </w:r>
+      <w:r>
+        <w:rPr>
+          <w:rStyle w:val="a4"/>
+          <w:sz w:val="18"/>
+          <w:szCs w:val="18"/>
+          <w:lang w:val="en-US"/>
+        </w:rPr>
+        <w:t>-</w:t>
+      </w:r>
+      <w:r>
+        <w:rPr>
+          <w:b/>
+          <w:bCs/>
+          <w:sz w:val="18"/>
+          <w:szCs w:val="18"/>
+          <w:lang w:val="en-US"/>
+        </w:rPr>
+        <w:t>[doc.doc_date_year]</w:t>
       </w:r>
     </w:p>
     <w:p>
@@ -168,25 +216,7 @@
           <w:szCs w:val="18"/>
           <w:lang w:val="en-US"/>
         </w:rPr>
-        <w:t>[</w:t>
-      </w:r>
-      <w:proofErr w:type="spellStart"/>
-      <w:r>
-        <w:rPr>
-          <w:sz w:val="18"/>
-          <w:szCs w:val="18"/>
-          <w:lang w:val="en-US"/>
-        </w:rPr>
-        <w:t>doc.doc_date</w:t>
-      </w:r>
-      <w:proofErr w:type="spellEnd"/>
-      <w:r>
-        <w:rPr>
-          <w:sz w:val="18"/>
-          <w:szCs w:val="18"/>
-          <w:lang w:val="en-US"/>
-        </w:rPr>
-        <w:t>]</w:t>
+        <w:t>[doc.doc_date]</w:t>
       </w:r>
     </w:p>
     <w:p>
@@ -245,58 +275,7 @@
                 <w:szCs w:val="18"/>
                 <w:lang w:val="en-US"/>
               </w:rPr>
-              <w:t>[</w:t>
-            </w:r>
-            <w:proofErr w:type="spellStart"/>
-            <w:r>
-              <w:rPr>
-                <w:b/>
-                <w:sz w:val="18"/>
-                <w:szCs w:val="18"/>
-                <w:lang w:val="en-US"/>
-              </w:rPr>
-              <w:t>doc.doc_signer</w:t>
-            </w:r>
-            <w:proofErr w:type="spellEnd"/>
-            <w:r>
-              <w:rPr>
-                <w:b/>
-                <w:sz w:val="18"/>
-                <w:szCs w:val="18"/>
-                <w:lang w:val="en-US"/>
-              </w:rPr>
-              <w:t>], [</w:t>
-            </w:r>
-            <w:proofErr w:type="spellStart"/>
-            <w:proofErr w:type="gramStart"/>
-            <w:r>
-              <w:rPr>
-                <w:b/>
-                <w:sz w:val="18"/>
-                <w:szCs w:val="18"/>
-                <w:lang w:val="en-US"/>
-              </w:rPr>
-              <w:t>doc.student</w:t>
-            </w:r>
-            <w:proofErr w:type="gramEnd"/>
-            <w:r>
-              <w:rPr>
-                <w:b/>
-                <w:sz w:val="18"/>
-                <w:szCs w:val="18"/>
-                <w:lang w:val="en-US"/>
-              </w:rPr>
-              <w:t>_relation</w:t>
-            </w:r>
-            <w:proofErr w:type="spellEnd"/>
-            <w:r>
-              <w:rPr>
-                <w:b/>
-                <w:sz w:val="18"/>
-                <w:szCs w:val="18"/>
-                <w:lang w:val="en-US"/>
-              </w:rPr>
-              <w:t>]</w:t>
+              <w:t>[doc.doc_signer], [doc.student_relation]</w:t>
             </w:r>
           </w:p>
         </w:tc>
@@ -349,23 +328,7 @@
           <w:sz w:val="18"/>
           <w:szCs w:val="18"/>
         </w:rPr>
-        <w:t xml:space="preserve">Государственное бюджетное учреждение дополнительного образования города Москвы «Детская школа искусств имени </w:t>
-      </w:r>
-      <w:proofErr w:type="spellStart"/>
-      <w:r>
-        <w:rPr>
-          <w:sz w:val="18"/>
-          <w:szCs w:val="18"/>
-        </w:rPr>
-        <w:t>И.Ф.Стравинского</w:t>
-      </w:r>
-      <w:proofErr w:type="spellEnd"/>
-      <w:r>
-        <w:rPr>
-          <w:sz w:val="18"/>
-          <w:szCs w:val="18"/>
-        </w:rPr>
-        <w:t>», осуществляющее образовательную деятельность на основании лицензии № 037443 от 27 апреля 2016 г. на осуществление образовательной деятельности, выданной Департаментом образования города Москвы и приказа Министерства образования и науки Российской Федерации от 25.10.2013 № 1185, именуемое в дальнейшем Исполнитель, в лице директора Карташевой Натальи Михайловны</w:t>
+        <w:t>Государственное бюджетное учреждение дополнительного образования города Москвы «Детская школа искусств имени И.Ф.Стравинского», осуществляющее образовательную деятельность на основании лицензии № 037443 от 27 апреля 2016 г. на осуществление образовательной деятельности, выданной Департаментом образования города Москвы и приказа Министерства образования и науки Российской Федерации от 25.10.2013 № 1185, именуемое в дальнейшем Исполнитель, в лице директора Карташевой Натальи Михайловны</w:t>
       </w:r>
       <w:r>
         <w:rPr>
@@ -745,7 +708,6 @@
         </w:rPr>
         <w:t>[</w:t>
       </w:r>
-      <w:proofErr w:type="gramStart"/>
       <w:r>
         <w:rPr>
           <w:b/>
@@ -763,7 +725,6 @@
         </w:rPr>
         <w:t>.</w:t>
       </w:r>
-      <w:proofErr w:type="spellStart"/>
       <w:r>
         <w:rPr>
           <w:b/>
@@ -773,8 +734,6 @@
         </w:rPr>
         <w:t>programm</w:t>
       </w:r>
-      <w:proofErr w:type="spellEnd"/>
-      <w:proofErr w:type="gramEnd"/>
       <w:r>
         <w:rPr>
           <w:b/>
@@ -938,81 +897,41 @@
                 <w:szCs w:val="18"/>
                 <w:lang w:val="en-US"/>
               </w:rPr>
-              <w:t xml:space="preserve"> [</w:t>
-            </w:r>
-            <w:proofErr w:type="spellStart"/>
+              <w:t xml:space="preserve"> [doc.doc_contract_start] </w:t>
+            </w:r>
             <w:r>
               <w:rPr>
                 <w:rFonts w:ascii="Times New Roman" w:hAnsi="Times New Roman"/>
                 <w:sz w:val="18"/>
                 <w:szCs w:val="18"/>
+              </w:rPr>
+              <w:t>г</w:t>
+            </w:r>
+            <w:r>
+              <w:rPr>
+                <w:rFonts w:ascii="Times New Roman" w:hAnsi="Times New Roman"/>
+                <w:sz w:val="18"/>
+                <w:szCs w:val="18"/>
                 <w:lang w:val="en-US"/>
               </w:rPr>
-              <w:t>doc.doc_contract_start</w:t>
-            </w:r>
-            <w:proofErr w:type="spellEnd"/>
+              <w:t xml:space="preserve">. </w:t>
+            </w:r>
             <w:r>
               <w:rPr>
                 <w:rFonts w:ascii="Times New Roman" w:hAnsi="Times New Roman"/>
                 <w:sz w:val="18"/>
                 <w:szCs w:val="18"/>
+              </w:rPr>
+              <w:t>по</w:t>
+            </w:r>
+            <w:r>
+              <w:rPr>
+                <w:rFonts w:ascii="Times New Roman" w:hAnsi="Times New Roman"/>
+                <w:sz w:val="18"/>
+                <w:szCs w:val="18"/>
                 <w:lang w:val="en-US"/>
               </w:rPr>
-              <w:t xml:space="preserve">] </w:t>
-            </w:r>
-            <w:r>
-              <w:rPr>
-                <w:rFonts w:ascii="Times New Roman" w:hAnsi="Times New Roman"/>
-                <w:sz w:val="18"/>
-                <w:szCs w:val="18"/>
-              </w:rPr>
-              <w:t>г</w:t>
-            </w:r>
-            <w:r>
-              <w:rPr>
-                <w:rFonts w:ascii="Times New Roman" w:hAnsi="Times New Roman"/>
-                <w:sz w:val="18"/>
-                <w:szCs w:val="18"/>
-                <w:lang w:val="en-US"/>
-              </w:rPr>
-              <w:t xml:space="preserve">. </w:t>
-            </w:r>
-            <w:r>
-              <w:rPr>
-                <w:rFonts w:ascii="Times New Roman" w:hAnsi="Times New Roman"/>
-                <w:sz w:val="18"/>
-                <w:szCs w:val="18"/>
-              </w:rPr>
-              <w:t>по</w:t>
-            </w:r>
-            <w:r>
-              <w:rPr>
-                <w:rFonts w:ascii="Times New Roman" w:hAnsi="Times New Roman"/>
-                <w:sz w:val="18"/>
-                <w:szCs w:val="18"/>
-                <w:lang w:val="en-US"/>
-              </w:rPr>
-              <w:t xml:space="preserve"> [</w:t>
-            </w:r>
-            <w:proofErr w:type="spellStart"/>
-            <w:r>
-              <w:rPr>
-                <w:rFonts w:ascii="Times New Roman" w:hAnsi="Times New Roman"/>
-                <w:sz w:val="18"/>
-                <w:szCs w:val="18"/>
-                <w:lang w:val="en-US"/>
-              </w:rPr>
-              <w:t>doc.doc_contract_end</w:t>
-            </w:r>
-            <w:proofErr w:type="spellEnd"/>
-            <w:r>
-              <w:rPr>
-                <w:rFonts w:ascii="Times New Roman" w:hAnsi="Times New Roman"/>
-                <w:sz w:val="18"/>
-                <w:szCs w:val="18"/>
-                <w:lang w:val="en-US"/>
-              </w:rPr>
-              <w:t xml:space="preserve">] </w:t>
+              <w:t xml:space="preserve"> [doc.doc_contract_end] </w:t>
             </w:r>
             <w:r>
               <w:rPr>
@@ -2129,43 +2048,15 @@
           <w:sz w:val="18"/>
           <w:szCs w:val="18"/>
         </w:rPr>
-        <w:t xml:space="preserve"> </w:t>
-      </w:r>
-      <w:proofErr w:type="spellStart"/>
+        <w:t xml:space="preserve"> г.Москвы</w:t>
+      </w:r>
       <w:r>
         <w:rPr>
           <w:rFonts w:ascii="Times New Roman" w:hAnsi="Times New Roman"/>
           <w:sz w:val="18"/>
           <w:szCs w:val="18"/>
         </w:rPr>
-        <w:t>г.Москвы</w:t>
-      </w:r>
-      <w:proofErr w:type="spellEnd"/>
-      <w:r>
-        <w:rPr>
-          <w:rFonts w:ascii="Times New Roman" w:hAnsi="Times New Roman"/>
-          <w:sz w:val="18"/>
-          <w:szCs w:val="18"/>
-        </w:rPr>
-        <w:t xml:space="preserve"> "Детская школа искусств имени </w:t>
-      </w:r>
-      <w:proofErr w:type="spellStart"/>
-      <w:r>
-        <w:rPr>
-          <w:rFonts w:ascii="Times New Roman" w:hAnsi="Times New Roman"/>
-          <w:sz w:val="18"/>
-          <w:szCs w:val="18"/>
-        </w:rPr>
-        <w:t>И.Ф.Стравинского</w:t>
-      </w:r>
-      <w:proofErr w:type="spellEnd"/>
-      <w:r>
-        <w:rPr>
-          <w:rFonts w:ascii="Times New Roman" w:hAnsi="Times New Roman"/>
-          <w:sz w:val="18"/>
-          <w:szCs w:val="18"/>
-        </w:rPr>
-        <w:t>"</w:t>
+        <w:t xml:space="preserve"> "Детская школа искусств имени И.Ф.Стравинского"</w:t>
       </w:r>
       <w:r>
         <w:rPr>
@@ -3361,7 +3252,6 @@
         </w:rPr>
         <w:t>[</w:t>
       </w:r>
-      <w:proofErr w:type="gramStart"/>
       <w:r>
         <w:rPr>
           <w:rFonts w:ascii="Times New Roman" w:hAnsi="Times New Roman"/>
@@ -3391,7 +3281,6 @@
         </w:rPr>
         <w:t>cost</w:t>
       </w:r>
-      <w:proofErr w:type="gramEnd"/>
       <w:r>
         <w:rPr>
           <w:rFonts w:ascii="Times New Roman" w:hAnsi="Times New Roman"/>
@@ -3699,27 +3588,7 @@
           <w:szCs w:val="18"/>
           <w:lang w:eastAsia="ru-RU"/>
         </w:rPr>
-        <w:t>[</w:t>
-      </w:r>
-      <w:proofErr w:type="spellStart"/>
-      <w:r>
-        <w:rPr>
-          <w:rFonts w:ascii="Times New Roman" w:eastAsia="Times New Roman" w:hAnsi="Times New Roman"/>
-          <w:sz w:val="18"/>
-          <w:szCs w:val="18"/>
-          <w:lang w:eastAsia="ru-RU"/>
-        </w:rPr>
-        <w:t>doc.doc_contract_start</w:t>
-      </w:r>
-      <w:proofErr w:type="spellEnd"/>
-      <w:r>
-        <w:rPr>
-          <w:rFonts w:ascii="Times New Roman" w:eastAsia="Times New Roman" w:hAnsi="Times New Roman"/>
-          <w:sz w:val="18"/>
-          <w:szCs w:val="18"/>
-          <w:lang w:eastAsia="ru-RU"/>
-        </w:rPr>
-        <w:t>]</w:t>
+        <w:t>[doc.doc_contract_start]</w:t>
       </w:r>
       <w:r>
         <w:rPr>
@@ -3738,9 +3607,17 @@
           <w:szCs w:val="18"/>
           <w:lang w:eastAsia="ru-RU"/>
         </w:rPr>
-        <w:t>[</w:t>
-      </w:r>
-      <w:proofErr w:type="spellStart"/>
+        <w:t>[doc.doc_contract_end]</w:t>
+      </w:r>
+      <w:r>
+        <w:rPr>
+          <w:rFonts w:ascii="Times New Roman" w:eastAsia="Times New Roman" w:hAnsi="Times New Roman"/>
+          <w:sz w:val="18"/>
+          <w:szCs w:val="18"/>
+          <w:lang w:eastAsia="ru-RU"/>
+        </w:rPr>
+        <w:t xml:space="preserve"> г. стоимостью </w:t>
+      </w:r>
       <w:r>
         <w:rPr>
           <w:rFonts w:ascii="Times New Roman" w:eastAsia="Times New Roman" w:hAnsi="Times New Roman"/>
@@ -3749,27 +3626,17 @@
           <w:szCs w:val="18"/>
           <w:lang w:eastAsia="ru-RU"/>
         </w:rPr>
-        <w:t>doc.doc_contract_end</w:t>
-      </w:r>
-      <w:proofErr w:type="spellEnd"/>
+        <w:t>[</w:t>
+      </w:r>
       <w:r>
         <w:rPr>
           <w:rFonts w:ascii="Times New Roman" w:eastAsia="Times New Roman" w:hAnsi="Times New Roman"/>
           <w:b/>
           <w:sz w:val="18"/>
           <w:szCs w:val="18"/>
-          <w:lang w:eastAsia="ru-RU"/>
-        </w:rPr>
-        <w:t>]</w:t>
-      </w:r>
-      <w:r>
-        <w:rPr>
-          <w:rFonts w:ascii="Times New Roman" w:eastAsia="Times New Roman" w:hAnsi="Times New Roman"/>
-          <w:sz w:val="18"/>
-          <w:szCs w:val="18"/>
-          <w:lang w:eastAsia="ru-RU"/>
-        </w:rPr>
-        <w:t xml:space="preserve"> г. стоимостью </w:t>
+          <w:lang w:val="en-US" w:eastAsia="ru-RU"/>
+        </w:rPr>
+        <w:t>doc</w:t>
       </w:r>
       <w:r>
         <w:rPr>
@@ -3779,9 +3646,8 @@
           <w:szCs w:val="18"/>
           <w:lang w:eastAsia="ru-RU"/>
         </w:rPr>
-        <w:t>[</w:t>
-      </w:r>
-      <w:proofErr w:type="gramStart"/>
+        <w:t>.</w:t>
+      </w:r>
       <w:r>
         <w:rPr>
           <w:rFonts w:ascii="Times New Roman" w:eastAsia="Times New Roman" w:hAnsi="Times New Roman"/>
@@ -3790,29 +3656,8 @@
           <w:szCs w:val="18"/>
           <w:lang w:val="en-US" w:eastAsia="ru-RU"/>
         </w:rPr>
-        <w:t>doc</w:t>
-      </w:r>
-      <w:r>
-        <w:rPr>
-          <w:rFonts w:ascii="Times New Roman" w:eastAsia="Times New Roman" w:hAnsi="Times New Roman"/>
-          <w:b/>
-          <w:sz w:val="18"/>
-          <w:szCs w:val="18"/>
-          <w:lang w:eastAsia="ru-RU"/>
-        </w:rPr>
-        <w:t>.</w:t>
-      </w:r>
-      <w:r>
-        <w:rPr>
-          <w:rFonts w:ascii="Times New Roman" w:eastAsia="Times New Roman" w:hAnsi="Times New Roman"/>
-          <w:b/>
-          <w:sz w:val="18"/>
-          <w:szCs w:val="18"/>
-          <w:lang w:val="en-US" w:eastAsia="ru-RU"/>
-        </w:rPr>
         <w:t>cost</w:t>
       </w:r>
-      <w:proofErr w:type="gramEnd"/>
       <w:r>
         <w:rPr>
           <w:rFonts w:ascii="Times New Roman" w:eastAsia="Times New Roman" w:hAnsi="Times New Roman"/>
@@ -5433,39 +5278,7 @@
                 <w:sz w:val="18"/>
                 <w:szCs w:val="18"/>
               </w:rPr>
-              <w:t xml:space="preserve">ГБУДО </w:t>
-            </w:r>
-            <w:proofErr w:type="spellStart"/>
-            <w:r>
-              <w:rPr>
-                <w:sz w:val="18"/>
-                <w:szCs w:val="18"/>
-              </w:rPr>
-              <w:t>г.Москвы</w:t>
-            </w:r>
-            <w:proofErr w:type="spellEnd"/>
-            <w:r>
-              <w:rPr>
-                <w:sz w:val="18"/>
-                <w:szCs w:val="18"/>
-              </w:rPr>
-              <w:t xml:space="preserve"> "ДШИ </w:t>
-            </w:r>
-            <w:proofErr w:type="spellStart"/>
-            <w:r>
-              <w:rPr>
-                <w:sz w:val="18"/>
-                <w:szCs w:val="18"/>
-              </w:rPr>
-              <w:t>им.И.Ф.Стравинского</w:t>
-            </w:r>
-            <w:proofErr w:type="spellEnd"/>
-            <w:r>
-              <w:rPr>
-                <w:sz w:val="18"/>
-                <w:szCs w:val="18"/>
-              </w:rPr>
-              <w:t xml:space="preserve">" </w:t>
+              <w:t xml:space="preserve">ГБУДО г.Москвы "ДШИ им.И.Ф.Стравинского" </w:t>
             </w:r>
           </w:p>
         </w:tc>
@@ -5489,25 +5302,7 @@
                 <w:szCs w:val="18"/>
                 <w:lang w:val="en-US"/>
               </w:rPr>
-              <w:t>[</w:t>
-            </w:r>
-            <w:proofErr w:type="spellStart"/>
-            <w:r>
-              <w:rPr>
-                <w:sz w:val="18"/>
-                <w:szCs w:val="18"/>
-                <w:lang w:val="en-US"/>
-              </w:rPr>
-              <w:t>doc.doc_signer</w:t>
-            </w:r>
-            <w:proofErr w:type="spellEnd"/>
-            <w:r>
-              <w:rPr>
-                <w:sz w:val="18"/>
-                <w:szCs w:val="18"/>
-                <w:lang w:val="en-US"/>
-              </w:rPr>
-              <w:t>]</w:t>
+              <w:t>[doc.doc_signer]</w:t>
             </w:r>
           </w:p>
         </w:tc>
@@ -5607,23 +5402,7 @@
                 <w:sz w:val="18"/>
                 <w:szCs w:val="18"/>
               </w:rPr>
-              <w:t xml:space="preserve">125368, Москва, </w:t>
-            </w:r>
-            <w:proofErr w:type="spellStart"/>
-            <w:r>
-              <w:rPr>
-                <w:sz w:val="18"/>
-                <w:szCs w:val="18"/>
-              </w:rPr>
-              <w:t>ул.Митинская</w:t>
-            </w:r>
-            <w:proofErr w:type="spellEnd"/>
-            <w:r>
-              <w:rPr>
-                <w:sz w:val="18"/>
-                <w:szCs w:val="18"/>
-              </w:rPr>
-              <w:t xml:space="preserve"> 47 к.1</w:t>
+              <w:t>125368, Москва, ул.Митинская 47 к.1</w:t>
             </w:r>
           </w:p>
         </w:tc>
@@ -5703,24 +5482,7 @@
                 <w:sz w:val="18"/>
                 <w:szCs w:val="18"/>
               </w:rPr>
-              <w:t>[</w:t>
-            </w:r>
-            <w:proofErr w:type="spellStart"/>
-            <w:r>
-              <w:rPr>
-                <w:sz w:val="18"/>
-                <w:szCs w:val="18"/>
-              </w:rPr>
-              <w:t>doc.inn</w:t>
-            </w:r>
-            <w:proofErr w:type="spellEnd"/>
-            <w:proofErr w:type="gramStart"/>
-            <w:r>
-              <w:rPr>
-                <w:sz w:val="18"/>
-                <w:szCs w:val="18"/>
-              </w:rPr>
-              <w:t>]</w:t>
+              <w:t>[doc.inn]</w:t>
             </w:r>
             <w:r>
               <w:rPr>
@@ -5743,7 +5505,6 @@
               </w:rPr>
               <w:t xml:space="preserve"> КПП</w:t>
             </w:r>
-            <w:proofErr w:type="gramEnd"/>
             <w:r>
               <w:rPr>
                 <w:sz w:val="18"/>
@@ -5763,23 +5524,7 @@
                 <w:sz w:val="18"/>
                 <w:szCs w:val="18"/>
               </w:rPr>
-              <w:t>[</w:t>
-            </w:r>
-            <w:proofErr w:type="spellStart"/>
-            <w:r>
-              <w:rPr>
-                <w:sz w:val="18"/>
-                <w:szCs w:val="18"/>
-              </w:rPr>
-              <w:t>doc.kpp</w:t>
-            </w:r>
-            <w:proofErr w:type="spellEnd"/>
-            <w:r>
-              <w:rPr>
-                <w:sz w:val="18"/>
-                <w:szCs w:val="18"/>
-              </w:rPr>
-              <w:t>]</w:t>
+              <w:t>[doc.kpp]</w:t>
             </w:r>
             <w:r>
               <w:rPr>
@@ -5807,23 +5552,7 @@
                 <w:sz w:val="18"/>
                 <w:szCs w:val="18"/>
               </w:rPr>
-              <w:t>[</w:t>
-            </w:r>
-            <w:proofErr w:type="spellStart"/>
-            <w:r>
-              <w:rPr>
-                <w:sz w:val="18"/>
-                <w:szCs w:val="18"/>
-              </w:rPr>
-              <w:t>doc.oktmo</w:t>
-            </w:r>
-            <w:proofErr w:type="spellEnd"/>
-            <w:r>
-              <w:rPr>
-                <w:sz w:val="18"/>
-                <w:szCs w:val="18"/>
-              </w:rPr>
-              <w:t>]</w:t>
+              <w:t>[doc.oktmo]</w:t>
             </w:r>
             <w:r>
               <w:rPr>
@@ -5898,7 +5627,6 @@
               </w:rPr>
               <w:t>[</w:t>
             </w:r>
-            <w:proofErr w:type="gramStart"/>
             <w:r>
               <w:rPr>
                 <w:sz w:val="18"/>
@@ -5922,7 +5650,6 @@
               </w:rPr>
               <w:t>recipient</w:t>
             </w:r>
-            <w:proofErr w:type="gramEnd"/>
             <w:r>
               <w:rPr>
                 <w:sz w:val="18"/>
@@ -6018,7 +5745,6 @@
               </w:rPr>
               <w:t>.</w:t>
             </w:r>
-            <w:proofErr w:type="spellStart"/>
             <w:r>
               <w:rPr>
                 <w:sz w:val="18"/>
@@ -6027,7 +5753,6 @@
               </w:rPr>
               <w:t>kbk</w:t>
             </w:r>
-            <w:proofErr w:type="spellEnd"/>
             <w:r>
               <w:rPr>
                 <w:sz w:val="18"/>
@@ -6057,7 +5782,6 @@
               </w:rPr>
               <w:t>.</w:t>
             </w:r>
-            <w:proofErr w:type="spellStart"/>
             <w:r>
               <w:rPr>
                 <w:sz w:val="18"/>
@@ -6066,7 +5790,6 @@
               </w:rPr>
               <w:t>corr</w:t>
             </w:r>
-            <w:proofErr w:type="spellEnd"/>
             <w:r>
               <w:rPr>
                 <w:sz w:val="18"/>
@@ -6177,7 +5900,6 @@
               </w:rPr>
               <w:t>.</w:t>
             </w:r>
-            <w:proofErr w:type="spellStart"/>
             <w:r>
               <w:rPr>
                 <w:sz w:val="18"/>
@@ -6186,7 +5908,6 @@
               </w:rPr>
               <w:t>bik</w:t>
             </w:r>
-            <w:proofErr w:type="spellEnd"/>
             <w:r>
               <w:rPr>
                 <w:sz w:val="18"/>
@@ -6219,23 +5940,7 @@
                 <w:sz w:val="18"/>
                 <w:szCs w:val="18"/>
               </w:rPr>
-              <w:t xml:space="preserve">Директор                                       </w:t>
-            </w:r>
-            <w:proofErr w:type="spellStart"/>
-            <w:r>
-              <w:rPr>
-                <w:sz w:val="18"/>
-                <w:szCs w:val="18"/>
-              </w:rPr>
-              <w:t>Н.М.Карташева</w:t>
-            </w:r>
-            <w:proofErr w:type="spellEnd"/>
-            <w:r>
-              <w:rPr>
-                <w:sz w:val="18"/>
-                <w:szCs w:val="18"/>
-              </w:rPr>
-              <w:t xml:space="preserve"> </w:t>
+              <w:t xml:space="preserve">Директор                                       Н.М.Карташева </w:t>
             </w:r>
           </w:p>
           <w:p>
@@ -6274,35 +5979,7 @@
                 <w:szCs w:val="18"/>
                 <w:lang w:val="en-US"/>
               </w:rPr>
-              <w:t>[</w:t>
-            </w:r>
-            <w:proofErr w:type="spellStart"/>
-            <w:proofErr w:type="gramStart"/>
-            <w:r>
-              <w:rPr>
-                <w:sz w:val="18"/>
-                <w:szCs w:val="18"/>
-                <w:lang w:val="en-US"/>
-              </w:rPr>
-              <w:t>doc.parent</w:t>
-            </w:r>
-            <w:proofErr w:type="gramEnd"/>
-            <w:r>
-              <w:rPr>
-                <w:sz w:val="18"/>
-                <w:szCs w:val="18"/>
-                <w:lang w:val="en-US"/>
-              </w:rPr>
-              <w:t>_sert_name</w:t>
-            </w:r>
-            <w:proofErr w:type="spellEnd"/>
-            <w:r>
-              <w:rPr>
-                <w:sz w:val="18"/>
-                <w:szCs w:val="18"/>
-                <w:lang w:val="en-US"/>
-              </w:rPr>
-              <w:t>]</w:t>
+              <w:t>[doc.parent_sert_name]</w:t>
             </w:r>
           </w:p>
         </w:tc>
@@ -6327,38 +6004,7 @@
                 <w:szCs w:val="18"/>
                 <w:lang w:val="en-US"/>
               </w:rPr>
-              <w:t>[</w:t>
-            </w:r>
-            <w:proofErr w:type="spellStart"/>
-            <w:proofErr w:type="gramStart"/>
-            <w:r>
-              <w:rPr>
-                <w:rFonts w:ascii="Times New Roman" w:hAnsi="Times New Roman"/>
-                <w:sz w:val="18"/>
-                <w:szCs w:val="18"/>
-                <w:lang w:val="en-US"/>
-              </w:rPr>
-              <w:t>doc.student</w:t>
-            </w:r>
-            <w:proofErr w:type="gramEnd"/>
-            <w:r>
-              <w:rPr>
-                <w:rFonts w:ascii="Times New Roman" w:hAnsi="Times New Roman"/>
-                <w:sz w:val="18"/>
-                <w:szCs w:val="18"/>
-                <w:lang w:val="en-US"/>
-              </w:rPr>
-              <w:t>_sert_name</w:t>
-            </w:r>
-            <w:proofErr w:type="spellEnd"/>
-            <w:r>
-              <w:rPr>
-                <w:rFonts w:ascii="Times New Roman" w:hAnsi="Times New Roman"/>
-                <w:sz w:val="18"/>
-                <w:szCs w:val="18"/>
-                <w:lang w:val="en-US"/>
-              </w:rPr>
-              <w:t>]</w:t>
+              <w:t>[doc.student_sert_name]</w:t>
             </w:r>
           </w:p>
         </w:tc>
@@ -6410,42 +6056,59 @@
                 <w:szCs w:val="18"/>
                 <w:lang w:val="en-US"/>
               </w:rPr>
-              <w:t xml:space="preserve"> [</w:t>
-            </w:r>
-            <w:proofErr w:type="spellStart"/>
-            <w:proofErr w:type="gramStart"/>
+              <w:t xml:space="preserve"> [doc.parent_sert_series], </w:t>
+            </w:r>
+            <w:r>
+              <w:rPr>
+                <w:sz w:val="18"/>
+                <w:szCs w:val="18"/>
+              </w:rPr>
+              <w:t>номер</w:t>
+            </w:r>
             <w:r>
               <w:rPr>
                 <w:sz w:val="18"/>
                 <w:szCs w:val="18"/>
                 <w:lang w:val="en-US"/>
               </w:rPr>
-              <w:t>doc.parent</w:t>
-            </w:r>
-            <w:proofErr w:type="gramEnd"/>
+              <w:t xml:space="preserve"> [doc.parent_sert_num], </w:t>
+            </w:r>
+            <w:r>
+              <w:rPr>
+                <w:sz w:val="18"/>
+                <w:szCs w:val="18"/>
+              </w:rPr>
+              <w:t>выдан</w:t>
+            </w:r>
             <w:r>
               <w:rPr>
                 <w:sz w:val="18"/>
                 <w:szCs w:val="18"/>
                 <w:lang w:val="en-US"/>
               </w:rPr>
-              <w:t>_sert_series</w:t>
-            </w:r>
-            <w:proofErr w:type="spellEnd"/>
+              <w:t xml:space="preserve"> [doc.parent_sert_organ], </w:t>
+            </w:r>
+            <w:r>
+              <w:rPr>
+                <w:sz w:val="18"/>
+                <w:szCs w:val="18"/>
+              </w:rPr>
+              <w:t>дата</w:t>
+            </w:r>
             <w:r>
               <w:rPr>
                 <w:sz w:val="18"/>
                 <w:szCs w:val="18"/>
                 <w:lang w:val="en-US"/>
               </w:rPr>
-              <w:t xml:space="preserve">], </w:t>
-            </w:r>
-            <w:r>
-              <w:rPr>
-                <w:sz w:val="18"/>
-                <w:szCs w:val="18"/>
-              </w:rPr>
-              <w:t>номер</w:t>
+              <w:t xml:space="preserve"> </w:t>
+            </w:r>
+            <w:r>
+              <w:rPr>
+                <w:sz w:val="18"/>
+                <w:szCs w:val="18"/>
+              </w:rPr>
+              <w:t>выдачи</w:t>
             </w:r>
             <w:r>
               <w:rPr>
@@ -6453,106 +6116,7 @@
                 <w:szCs w:val="18"/>
                 <w:lang w:val="en-US"/>
               </w:rPr>
-              <w:t xml:space="preserve"> [</w:t>
-            </w:r>
-            <w:proofErr w:type="spellStart"/>
-            <w:r>
-              <w:rPr>
-                <w:sz w:val="18"/>
-                <w:szCs w:val="18"/>
-                <w:lang w:val="en-US"/>
-              </w:rPr>
-              <w:t>doc.parent_sert_num</w:t>
-            </w:r>
-            <w:proofErr w:type="spellEnd"/>
-            <w:r>
-              <w:rPr>
-                <w:sz w:val="18"/>
-                <w:szCs w:val="18"/>
-                <w:lang w:val="en-US"/>
-              </w:rPr>
-              <w:t xml:space="preserve">], </w:t>
-            </w:r>
-            <w:r>
-              <w:rPr>
-                <w:sz w:val="18"/>
-                <w:szCs w:val="18"/>
-              </w:rPr>
-              <w:t>выдан</w:t>
-            </w:r>
-            <w:r>
-              <w:rPr>
-                <w:sz w:val="18"/>
-                <w:szCs w:val="18"/>
-                <w:lang w:val="en-US"/>
-              </w:rPr>
-              <w:t xml:space="preserve"> [</w:t>
-            </w:r>
-            <w:proofErr w:type="spellStart"/>
-            <w:r>
-              <w:rPr>
-                <w:sz w:val="18"/>
-                <w:szCs w:val="18"/>
-                <w:lang w:val="en-US"/>
-              </w:rPr>
-              <w:t>doc.parent_sert_organ</w:t>
-            </w:r>
-            <w:proofErr w:type="spellEnd"/>
-            <w:r>
-              <w:rPr>
-                <w:sz w:val="18"/>
-                <w:szCs w:val="18"/>
-                <w:lang w:val="en-US"/>
-              </w:rPr>
-              <w:t xml:space="preserve">], </w:t>
-            </w:r>
-            <w:r>
-              <w:rPr>
-                <w:sz w:val="18"/>
-                <w:szCs w:val="18"/>
-              </w:rPr>
-              <w:t>дата</w:t>
-            </w:r>
-            <w:r>
-              <w:rPr>
-                <w:sz w:val="18"/>
-                <w:szCs w:val="18"/>
-                <w:lang w:val="en-US"/>
-              </w:rPr>
-              <w:t xml:space="preserve"> </w:t>
-            </w:r>
-            <w:r>
-              <w:rPr>
-                <w:sz w:val="18"/>
-                <w:szCs w:val="18"/>
-              </w:rPr>
-              <w:t>выдачи</w:t>
-            </w:r>
-            <w:r>
-              <w:rPr>
-                <w:sz w:val="18"/>
-                <w:szCs w:val="18"/>
-                <w:lang w:val="en-US"/>
-              </w:rPr>
-              <w:t xml:space="preserve"> [</w:t>
-            </w:r>
-            <w:proofErr w:type="spellStart"/>
-            <w:r>
-              <w:rPr>
-                <w:sz w:val="18"/>
-                <w:szCs w:val="18"/>
-                <w:lang w:val="en-US"/>
-              </w:rPr>
-              <w:t>doc.parent_sert_date</w:t>
-            </w:r>
-            <w:proofErr w:type="spellEnd"/>
-            <w:r>
-              <w:rPr>
-                <w:sz w:val="18"/>
-                <w:szCs w:val="18"/>
-                <w:lang w:val="en-US"/>
-              </w:rPr>
-              <w:t>]</w:t>
+              <w:t xml:space="preserve"> [doc.parent_sert_date]</w:t>
             </w:r>
           </w:p>
         </w:tc>
@@ -6585,38 +6149,58 @@
                 <w:szCs w:val="18"/>
                 <w:lang w:val="en-US"/>
               </w:rPr>
-              <w:t xml:space="preserve"> [</w:t>
-            </w:r>
-            <w:proofErr w:type="spellStart"/>
-            <w:proofErr w:type="gramStart"/>
+              <w:t xml:space="preserve"> [doc.student_sert_series], </w:t>
+            </w:r>
             <w:r>
               <w:rPr>
                 <w:rFonts w:ascii="Times New Roman" w:hAnsi="Times New Roman"/>
                 <w:sz w:val="18"/>
                 <w:szCs w:val="18"/>
+              </w:rPr>
+              <w:t>номер</w:t>
+            </w:r>
+            <w:r>
+              <w:rPr>
+                <w:rFonts w:ascii="Times New Roman" w:hAnsi="Times New Roman"/>
+                <w:sz w:val="18"/>
+                <w:szCs w:val="18"/>
                 <w:lang w:val="en-US"/>
               </w:rPr>
-              <w:t>doc.student</w:t>
-            </w:r>
-            <w:proofErr w:type="gramEnd"/>
+              <w:t xml:space="preserve"> [doc.student_sert_num], </w:t>
+            </w:r>
             <w:r>
               <w:rPr>
                 <w:rFonts w:ascii="Times New Roman" w:hAnsi="Times New Roman"/>
                 <w:sz w:val="18"/>
                 <w:szCs w:val="18"/>
+              </w:rPr>
+              <w:t>выдан</w:t>
+            </w:r>
+            <w:r>
+              <w:rPr>
+                <w:rFonts w:ascii="Times New Roman" w:hAnsi="Times New Roman"/>
+                <w:sz w:val="18"/>
+                <w:szCs w:val="18"/>
                 <w:lang w:val="en-US"/>
               </w:rPr>
-              <w:t>_sert_series</w:t>
-            </w:r>
-            <w:proofErr w:type="spellEnd"/>
+              <w:t xml:space="preserve"> [doc.student_sert_organ], </w:t>
+            </w:r>
             <w:r>
               <w:rPr>
                 <w:rFonts w:ascii="Times New Roman" w:hAnsi="Times New Roman"/>
                 <w:sz w:val="18"/>
                 <w:szCs w:val="18"/>
+              </w:rPr>
+              <w:t>дата</w:t>
+            </w:r>
+            <w:r>
+              <w:rPr>
+                <w:rFonts w:ascii="Times New Roman" w:hAnsi="Times New Roman"/>
+                <w:sz w:val="18"/>
+                <w:szCs w:val="18"/>
                 <w:lang w:val="en-US"/>
               </w:rPr>
-              <w:t xml:space="preserve">], </w:t>
+              <w:t xml:space="preserve"> </w:t>
             </w:r>
             <w:r>
               <w:rPr>
@@ -6624,7 +6208,7 @@
                 <w:sz w:val="18"/>
                 <w:szCs w:val="18"/>
               </w:rPr>
-              <w:t>номер</w:t>
+              <w:t>выдачи</w:t>
             </w:r>
             <w:r>
               <w:rPr>
@@ -6633,118 +6217,7 @@
                 <w:szCs w:val="18"/>
                 <w:lang w:val="en-US"/>
               </w:rPr>
-              <w:t xml:space="preserve"> [</w:t>
-            </w:r>
-            <w:proofErr w:type="spellStart"/>
-            <w:r>
-              <w:rPr>
-                <w:rFonts w:ascii="Times New Roman" w:hAnsi="Times New Roman"/>
-                <w:sz w:val="18"/>
-                <w:szCs w:val="18"/>
-                <w:lang w:val="en-US"/>
-              </w:rPr>
-              <w:t>doc.student_sert_num</w:t>
-            </w:r>
-            <w:proofErr w:type="spellEnd"/>
-            <w:r>
-              <w:rPr>
-                <w:rFonts w:ascii="Times New Roman" w:hAnsi="Times New Roman"/>
-                <w:sz w:val="18"/>
-                <w:szCs w:val="18"/>
-                <w:lang w:val="en-US"/>
-              </w:rPr>
-              <w:t xml:space="preserve">], </w:t>
-            </w:r>
-            <w:r>
-              <w:rPr>
-                <w:rFonts w:ascii="Times New Roman" w:hAnsi="Times New Roman"/>
-                <w:sz w:val="18"/>
-                <w:szCs w:val="18"/>
-              </w:rPr>
-              <w:t>выдан</w:t>
-            </w:r>
-            <w:r>
-              <w:rPr>
-                <w:rFonts w:ascii="Times New Roman" w:hAnsi="Times New Roman"/>
-                <w:sz w:val="18"/>
-                <w:szCs w:val="18"/>
-                <w:lang w:val="en-US"/>
-              </w:rPr>
-              <w:t xml:space="preserve"> [</w:t>
-            </w:r>
-            <w:proofErr w:type="spellStart"/>
-            <w:r>
-              <w:rPr>
-                <w:rFonts w:ascii="Times New Roman" w:hAnsi="Times New Roman"/>
-                <w:sz w:val="18"/>
-                <w:szCs w:val="18"/>
-                <w:lang w:val="en-US"/>
-              </w:rPr>
-              <w:t>doc.student_sert_organ</w:t>
-            </w:r>
-            <w:proofErr w:type="spellEnd"/>
-            <w:r>
-              <w:rPr>
-                <w:rFonts w:ascii="Times New Roman" w:hAnsi="Times New Roman"/>
-                <w:sz w:val="18"/>
-                <w:szCs w:val="18"/>
-                <w:lang w:val="en-US"/>
-              </w:rPr>
-              <w:t xml:space="preserve">], </w:t>
-            </w:r>
-            <w:r>
-              <w:rPr>
-                <w:rFonts w:ascii="Times New Roman" w:hAnsi="Times New Roman"/>
-                <w:sz w:val="18"/>
-                <w:szCs w:val="18"/>
-              </w:rPr>
-              <w:t>дата</w:t>
-            </w:r>
-            <w:r>
-              <w:rPr>
-                <w:rFonts w:ascii="Times New Roman" w:hAnsi="Times New Roman"/>
-                <w:sz w:val="18"/>
-                <w:szCs w:val="18"/>
-                <w:lang w:val="en-US"/>
-              </w:rPr>
-              <w:t xml:space="preserve"> </w:t>
-            </w:r>
-            <w:r>
-              <w:rPr>
-                <w:rFonts w:ascii="Times New Roman" w:hAnsi="Times New Roman"/>
-                <w:sz w:val="18"/>
-                <w:szCs w:val="18"/>
-              </w:rPr>
-              <w:t>выдачи</w:t>
-            </w:r>
-            <w:r>
-              <w:rPr>
-                <w:rFonts w:ascii="Times New Roman" w:hAnsi="Times New Roman"/>
-                <w:sz w:val="18"/>
-                <w:szCs w:val="18"/>
-                <w:lang w:val="en-US"/>
-              </w:rPr>
-              <w:t xml:space="preserve"> [</w:t>
-            </w:r>
-            <w:proofErr w:type="spellStart"/>
-            <w:r>
-              <w:rPr>
-                <w:rFonts w:ascii="Times New Roman" w:hAnsi="Times New Roman"/>
-                <w:sz w:val="18"/>
-                <w:szCs w:val="18"/>
-                <w:lang w:val="en-US"/>
-              </w:rPr>
-              <w:t>doc.student_sert_date</w:t>
-            </w:r>
-            <w:proofErr w:type="spellEnd"/>
-            <w:r>
-              <w:rPr>
-                <w:rFonts w:ascii="Times New Roman" w:hAnsi="Times New Roman"/>
-                <w:sz w:val="18"/>
-                <w:szCs w:val="18"/>
-                <w:lang w:val="en-US"/>
-              </w:rPr>
-              <w:t>]</w:t>
+              <w:t xml:space="preserve"> [doc.student_sert_date]</w:t>
             </w:r>
           </w:p>
         </w:tc>
@@ -6845,35 +6318,7 @@
                 <w:szCs w:val="18"/>
                 <w:lang w:val="en-US"/>
               </w:rPr>
-              <w:t>[</w:t>
-            </w:r>
-            <w:proofErr w:type="spellStart"/>
-            <w:proofErr w:type="gramStart"/>
-            <w:r>
-              <w:rPr>
-                <w:sz w:val="18"/>
-                <w:szCs w:val="18"/>
-                <w:lang w:val="en-US"/>
-              </w:rPr>
-              <w:t>doc.parent</w:t>
-            </w:r>
-            <w:proofErr w:type="gramEnd"/>
-            <w:r>
-              <w:rPr>
-                <w:sz w:val="18"/>
-                <w:szCs w:val="18"/>
-                <w:lang w:val="en-US"/>
-              </w:rPr>
-              <w:t>_address</w:t>
-            </w:r>
-            <w:proofErr w:type="spellEnd"/>
-            <w:r>
-              <w:rPr>
-                <w:sz w:val="18"/>
-                <w:szCs w:val="18"/>
-                <w:lang w:val="en-US"/>
-              </w:rPr>
-              <w:t xml:space="preserve">] </w:t>
+              <w:t xml:space="preserve">[doc.parent_address] </w:t>
             </w:r>
           </w:p>
         </w:tc>
@@ -6896,35 +6341,7 @@
                 <w:szCs w:val="18"/>
                 <w:lang w:val="en-US"/>
               </w:rPr>
-              <w:t>[</w:t>
-            </w:r>
-            <w:proofErr w:type="spellStart"/>
-            <w:proofErr w:type="gramStart"/>
-            <w:r>
-              <w:rPr>
-                <w:sz w:val="18"/>
-                <w:szCs w:val="18"/>
-                <w:lang w:val="en-US"/>
-              </w:rPr>
-              <w:t>doc.student</w:t>
-            </w:r>
-            <w:proofErr w:type="gramEnd"/>
-            <w:r>
-              <w:rPr>
-                <w:sz w:val="18"/>
-                <w:szCs w:val="18"/>
-                <w:lang w:val="en-US"/>
-              </w:rPr>
-              <w:t>_address</w:t>
-            </w:r>
-            <w:proofErr w:type="spellEnd"/>
-            <w:r>
-              <w:rPr>
-                <w:sz w:val="18"/>
-                <w:szCs w:val="18"/>
-                <w:lang w:val="en-US"/>
-              </w:rPr>
-              <w:t xml:space="preserve">] </w:t>
+              <w:t xml:space="preserve">[doc.student_address] </w:t>
             </w:r>
           </w:p>
         </w:tc>
@@ -6965,35 +6382,7 @@
                 <w:szCs w:val="18"/>
                 <w:lang w:val="en-US"/>
               </w:rPr>
-              <w:t>[</w:t>
-            </w:r>
-            <w:proofErr w:type="spellStart"/>
-            <w:proofErr w:type="gramStart"/>
-            <w:r>
-              <w:rPr>
-                <w:sz w:val="18"/>
-                <w:szCs w:val="18"/>
-                <w:lang w:val="en-US"/>
-              </w:rPr>
-              <w:t>doc.parent</w:t>
-            </w:r>
-            <w:proofErr w:type="gramEnd"/>
-            <w:r>
-              <w:rPr>
-                <w:sz w:val="18"/>
-                <w:szCs w:val="18"/>
-                <w:lang w:val="en-US"/>
-              </w:rPr>
-              <w:t>_phone</w:t>
-            </w:r>
-            <w:proofErr w:type="spellEnd"/>
-            <w:r>
-              <w:rPr>
-                <w:sz w:val="18"/>
-                <w:szCs w:val="18"/>
-                <w:lang w:val="en-US"/>
-              </w:rPr>
-              <w:t>]</w:t>
+              <w:t>[doc.parent_phone]</w:t>
             </w:r>
           </w:p>
         </w:tc>
@@ -7016,35 +6405,7 @@
                 <w:szCs w:val="18"/>
                 <w:lang w:val="en-US"/>
               </w:rPr>
-              <w:t>[</w:t>
-            </w:r>
-            <w:proofErr w:type="spellStart"/>
-            <w:proofErr w:type="gramStart"/>
-            <w:r>
-              <w:rPr>
-                <w:sz w:val="18"/>
-                <w:szCs w:val="18"/>
-                <w:lang w:val="en-US"/>
-              </w:rPr>
-              <w:t>doc.student</w:t>
-            </w:r>
-            <w:proofErr w:type="gramEnd"/>
-            <w:r>
-              <w:rPr>
-                <w:sz w:val="18"/>
-                <w:szCs w:val="18"/>
-                <w:lang w:val="en-US"/>
-              </w:rPr>
-              <w:t>_phone</w:t>
-            </w:r>
-            <w:proofErr w:type="spellEnd"/>
-            <w:r>
-              <w:rPr>
-                <w:sz w:val="18"/>
-                <w:szCs w:val="18"/>
-                <w:lang w:val="en-US"/>
-              </w:rPr>
-              <w:t>]</w:t>
+              <w:t>[doc.student_phone]</w:t>
             </w:r>
           </w:p>
         </w:tc>
@@ -7462,23 +6823,7 @@
                 <w:sz w:val="18"/>
                 <w:szCs w:val="18"/>
               </w:rPr>
-              <w:t xml:space="preserve">Количество учебных часов в </w:t>
-            </w:r>
-            <w:proofErr w:type="gramStart"/>
-            <w:r>
-              <w:rPr>
-                <w:sz w:val="18"/>
-                <w:szCs w:val="18"/>
-              </w:rPr>
-              <w:t>год  (</w:t>
-            </w:r>
-            <w:proofErr w:type="gramEnd"/>
-            <w:r>
-              <w:rPr>
-                <w:sz w:val="18"/>
-                <w:szCs w:val="18"/>
-              </w:rPr>
-              <w:t>1 учебный час 45 минут)</w:t>
+              <w:t>Количество учебных часов в год  (1 учебный час 45 минут)</w:t>
             </w:r>
           </w:p>
         </w:tc>
@@ -7589,87 +6934,23 @@
                 <w:szCs w:val="18"/>
                 <w:lang w:val="en-US"/>
               </w:rPr>
-              <w:t>[</w:t>
-            </w:r>
-            <w:proofErr w:type="spellStart"/>
-            <w:proofErr w:type="gramStart"/>
+              <w:t>[doc.programm_name]</w:t>
+            </w:r>
             <w:r>
               <w:rPr>
                 <w:sz w:val="18"/>
                 <w:szCs w:val="18"/>
                 <w:lang w:val="en-US"/>
               </w:rPr>
-              <w:t>doc.programm</w:t>
-            </w:r>
-            <w:proofErr w:type="gramEnd"/>
+              <w:t>,</w:t>
+            </w:r>
             <w:r>
               <w:rPr>
                 <w:sz w:val="18"/>
                 <w:szCs w:val="18"/>
                 <w:lang w:val="en-US"/>
               </w:rPr>
-              <w:t>_name</w:t>
-            </w:r>
-            <w:proofErr w:type="spellEnd"/>
-            <w:r>
-              <w:rPr>
-                <w:sz w:val="18"/>
-                <w:szCs w:val="18"/>
-                <w:lang w:val="en-US"/>
-              </w:rPr>
-              <w:t>]</w:t>
-            </w:r>
-            <w:r>
-              <w:rPr>
-                <w:sz w:val="18"/>
-                <w:szCs w:val="18"/>
-                <w:lang w:val="en-US"/>
-              </w:rPr>
-              <w:t>,</w:t>
-            </w:r>
-            <w:r>
-              <w:rPr>
-                <w:sz w:val="18"/>
-                <w:szCs w:val="18"/>
-                <w:lang w:val="en-US"/>
-              </w:rPr>
-              <w:t xml:space="preserve"> [</w:t>
-            </w:r>
-            <w:proofErr w:type="spellStart"/>
-            <w:r>
-              <w:rPr>
-                <w:sz w:val="18"/>
-                <w:szCs w:val="18"/>
-                <w:lang w:val="en-US"/>
-              </w:rPr>
-              <w:t>doc.term_mastering</w:t>
-            </w:r>
-            <w:proofErr w:type="spellEnd"/>
-            <w:r>
-              <w:rPr>
-                <w:sz w:val="18"/>
-                <w:szCs w:val="18"/>
-                <w:lang w:val="en-US"/>
-              </w:rPr>
-              <w:t>], [</w:t>
-            </w:r>
-            <w:proofErr w:type="spellStart"/>
-            <w:r>
-              <w:rPr>
-                <w:sz w:val="18"/>
-                <w:szCs w:val="18"/>
-                <w:lang w:val="en-US"/>
-              </w:rPr>
-              <w:t>doc.course</w:t>
-            </w:r>
-            <w:proofErr w:type="spellEnd"/>
-            <w:r>
-              <w:rPr>
-                <w:sz w:val="18"/>
-                <w:szCs w:val="18"/>
-                <w:lang w:val="en-US"/>
-              </w:rPr>
-              <w:t>]</w:t>
+              <w:t xml:space="preserve"> [doc.term_mastering], [doc.course]</w:t>
             </w:r>
             <w:r>
               <w:rPr>
@@ -7709,8 +6990,6 @@
               </w:rPr>
               <w:t>[</w:t>
             </w:r>
-            <w:proofErr w:type="spellStart"/>
-            <w:proofErr w:type="gramStart"/>
             <w:r>
               <w:rPr>
                 <w:sz w:val="18"/>
@@ -7735,41 +7014,13 @@
               </w:rPr>
               <w:t>item</w:t>
             </w:r>
-            <w:proofErr w:type="gramEnd"/>
             <w:r>
               <w:rPr>
                 <w:sz w:val="18"/>
                 <w:szCs w:val="18"/>
                 <w:lang w:val="en-US"/>
               </w:rPr>
-              <w:t>;block</w:t>
-            </w:r>
-            <w:proofErr w:type="spellEnd"/>
-            <w:r>
-              <w:rPr>
-                <w:sz w:val="18"/>
-                <w:szCs w:val="18"/>
-                <w:lang w:val="en-US"/>
-              </w:rPr>
-              <w:t>=</w:t>
-            </w:r>
-            <w:proofErr w:type="spellStart"/>
-            <w:r>
-              <w:rPr>
-                <w:sz w:val="18"/>
-                <w:szCs w:val="18"/>
-                <w:lang w:val="en-US"/>
-              </w:rPr>
-              <w:t>tbs:row</w:t>
-            </w:r>
-            <w:proofErr w:type="spellEnd"/>
-            <w:r>
-              <w:rPr>
-                <w:sz w:val="18"/>
-                <w:szCs w:val="18"/>
-                <w:lang w:val="en-US"/>
-              </w:rPr>
-              <w:t>]</w:t>
+              <w:t>;block=tbs:row]</w:t>
             </w:r>
             <w:r>
               <w:rPr>
@@ -7800,53 +7051,7 @@
                 <w:szCs w:val="18"/>
                 <w:lang w:val="en-US"/>
               </w:rPr>
-              <w:t>[</w:t>
-            </w:r>
-            <w:proofErr w:type="spellStart"/>
-            <w:proofErr w:type="gramStart"/>
-            <w:r>
-              <w:rPr>
-                <w:sz w:val="18"/>
-                <w:szCs w:val="18"/>
-                <w:lang w:val="en-US"/>
-              </w:rPr>
-              <w:t>dep.subject</w:t>
-            </w:r>
-            <w:proofErr w:type="gramEnd"/>
-            <w:r>
-              <w:rPr>
-                <w:sz w:val="18"/>
-                <w:szCs w:val="18"/>
-                <w:lang w:val="en-US"/>
-              </w:rPr>
-              <w:t>_cat_name</w:t>
-            </w:r>
-            <w:proofErr w:type="spellEnd"/>
-            <w:r>
-              <w:rPr>
-                <w:sz w:val="18"/>
-                <w:szCs w:val="18"/>
-                <w:lang w:val="en-US"/>
-              </w:rPr>
-              <w:t>] [</w:t>
-            </w:r>
-            <w:proofErr w:type="spellStart"/>
-            <w:r>
-              <w:rPr>
-                <w:sz w:val="18"/>
-                <w:szCs w:val="18"/>
-                <w:lang w:val="en-US"/>
-              </w:rPr>
-              <w:t>dep.subject_name</w:t>
-            </w:r>
-            <w:proofErr w:type="spellEnd"/>
-            <w:r>
-              <w:rPr>
-                <w:sz w:val="18"/>
-                <w:szCs w:val="18"/>
-                <w:lang w:val="en-US"/>
-              </w:rPr>
-              <w:t>]</w:t>
+              <w:t>[dep.subject_cat_name] [dep.subject_name]</w:t>
             </w:r>
           </w:p>
         </w:tc>
@@ -7869,35 +7074,7 @@
                 <w:szCs w:val="18"/>
                 <w:lang w:val="en-US"/>
               </w:rPr>
-              <w:t>[</w:t>
-            </w:r>
-            <w:proofErr w:type="spellStart"/>
-            <w:proofErr w:type="gramStart"/>
-            <w:r>
-              <w:rPr>
-                <w:sz w:val="18"/>
-                <w:szCs w:val="18"/>
-                <w:lang w:val="en-US"/>
-              </w:rPr>
-              <w:t>dep.subject</w:t>
-            </w:r>
-            <w:proofErr w:type="gramEnd"/>
-            <w:r>
-              <w:rPr>
-                <w:sz w:val="18"/>
-                <w:szCs w:val="18"/>
-                <w:lang w:val="en-US"/>
-              </w:rPr>
-              <w:t>_vid_name</w:t>
-            </w:r>
-            <w:proofErr w:type="spellEnd"/>
-            <w:r>
-              <w:rPr>
-                <w:sz w:val="18"/>
-                <w:szCs w:val="18"/>
-                <w:lang w:val="en-US"/>
-              </w:rPr>
-              <w:t>]</w:t>
+              <w:t>[dep.subject_vid_name]</w:t>
             </w:r>
           </w:p>
         </w:tc>
@@ -7921,35 +7098,7 @@
                 <w:szCs w:val="18"/>
                 <w:lang w:val="en-US"/>
               </w:rPr>
-              <w:t>[</w:t>
-            </w:r>
-            <w:proofErr w:type="spellStart"/>
-            <w:proofErr w:type="gramStart"/>
-            <w:r>
-              <w:rPr>
-                <w:sz w:val="18"/>
-                <w:szCs w:val="18"/>
-                <w:lang w:val="en-US"/>
-              </w:rPr>
-              <w:t>dep.year</w:t>
-            </w:r>
-            <w:proofErr w:type="gramEnd"/>
-            <w:r>
-              <w:rPr>
-                <w:sz w:val="18"/>
-                <w:szCs w:val="18"/>
-                <w:lang w:val="en-US"/>
-              </w:rPr>
-              <w:t>_time</w:t>
-            </w:r>
-            <w:proofErr w:type="spellEnd"/>
-            <w:r>
-              <w:rPr>
-                <w:sz w:val="18"/>
-                <w:szCs w:val="18"/>
-                <w:lang w:val="en-US"/>
-              </w:rPr>
-              <w:t>]</w:t>
+              <w:t>[dep.year_time]</w:t>
             </w:r>
           </w:p>
         </w:tc>
@@ -7973,25 +7122,7 @@
                 <w:szCs w:val="18"/>
                 <w:lang w:val="en-US"/>
               </w:rPr>
-              <w:t xml:space="preserve">[dep. </w:t>
-            </w:r>
-            <w:proofErr w:type="spellStart"/>
-            <w:r>
-              <w:rPr>
-                <w:sz w:val="18"/>
-                <w:szCs w:val="18"/>
-                <w:lang w:val="en-US"/>
-              </w:rPr>
-              <w:t>cost_year_summ</w:t>
-            </w:r>
-            <w:proofErr w:type="spellEnd"/>
-            <w:r>
-              <w:rPr>
-                <w:sz w:val="18"/>
-                <w:szCs w:val="18"/>
-                <w:lang w:val="en-US"/>
-              </w:rPr>
-              <w:t>]</w:t>
+              <w:t>[dep. cost_year_summ]</w:t>
             </w:r>
           </w:p>
         </w:tc>
@@ -8015,35 +7146,7 @@
                 <w:szCs w:val="18"/>
                 <w:lang w:val="en-US"/>
               </w:rPr>
-              <w:t>[</w:t>
-            </w:r>
-            <w:proofErr w:type="spellStart"/>
-            <w:proofErr w:type="gramStart"/>
-            <w:r>
-              <w:rPr>
-                <w:sz w:val="18"/>
-                <w:szCs w:val="18"/>
-                <w:lang w:val="en-US"/>
-              </w:rPr>
-              <w:t>dep.cost</w:t>
-            </w:r>
-            <w:proofErr w:type="gramEnd"/>
-            <w:r>
-              <w:rPr>
-                <w:sz w:val="18"/>
-                <w:szCs w:val="18"/>
-                <w:lang w:val="en-US"/>
-              </w:rPr>
-              <w:t>_month_summ</w:t>
-            </w:r>
-            <w:proofErr w:type="spellEnd"/>
-            <w:r>
-              <w:rPr>
-                <w:sz w:val="18"/>
-                <w:szCs w:val="18"/>
-                <w:lang w:val="en-US"/>
-              </w:rPr>
-              <w:t>]</w:t>
+              <w:t>[dep.cost_month_summ]</w:t>
             </w:r>
           </w:p>
         </w:tc>
@@ -8130,8 +7233,6 @@
               </w:rPr>
               <w:t>[</w:t>
             </w:r>
-            <w:proofErr w:type="spellStart"/>
-            <w:proofErr w:type="gramStart"/>
             <w:r>
               <w:rPr>
                 <w:b/>
@@ -8139,19 +7240,8 @@
                 <w:szCs w:val="18"/>
                 <w:lang w:val="en-US"/>
               </w:rPr>
-              <w:t>doc.year</w:t>
-            </w:r>
-            <w:proofErr w:type="gramEnd"/>
-            <w:r>
-              <w:rPr>
-                <w:b/>
-                <w:sz w:val="18"/>
-                <w:szCs w:val="18"/>
-                <w:lang w:val="en-US"/>
-              </w:rPr>
-              <w:t>_time_total</w:t>
-            </w:r>
-            <w:proofErr w:type="spellEnd"/>
+              <w:t>doc.year_time_total</w:t>
+            </w:r>
             <w:r>
               <w:rPr>
                 <w:b/>
@@ -8184,38 +7274,7 @@
                 <w:szCs w:val="18"/>
                 <w:lang w:val="en-US"/>
               </w:rPr>
-              <w:t>[</w:t>
-            </w:r>
-            <w:proofErr w:type="spellStart"/>
-            <w:proofErr w:type="gramStart"/>
-            <w:r>
-              <w:rPr>
-                <w:b/>
-                <w:sz w:val="18"/>
-                <w:szCs w:val="18"/>
-                <w:lang w:val="en-US"/>
-              </w:rPr>
-              <w:t>doc.cost</w:t>
-            </w:r>
-            <w:proofErr w:type="gramEnd"/>
-            <w:r>
-              <w:rPr>
-                <w:b/>
-                <w:sz w:val="18"/>
-                <w:szCs w:val="18"/>
-                <w:lang w:val="en-US"/>
-              </w:rPr>
-              <w:t>_year_total</w:t>
-            </w:r>
-            <w:proofErr w:type="spellEnd"/>
-            <w:r>
-              <w:rPr>
-                <w:b/>
-                <w:sz w:val="18"/>
-                <w:szCs w:val="18"/>
-                <w:lang w:val="en-US"/>
-              </w:rPr>
-              <w:t>]</w:t>
+              <w:t>[doc.cost_year_total]</w:t>
             </w:r>
           </w:p>
         </w:tc>
@@ -8240,10 +7299,8 @@
                 <w:szCs w:val="18"/>
                 <w:lang w:val="en-US"/>
               </w:rPr>
-              <w:t>[</w:t>
-            </w:r>
-            <w:proofErr w:type="spellStart"/>
-            <w:proofErr w:type="gramStart"/>
+              <w:t>[doc.cost_</w:t>
+            </w:r>
             <w:r>
               <w:rPr>
                 <w:b/>
@@ -8251,9 +7308,8 @@
                 <w:szCs w:val="18"/>
                 <w:lang w:val="en-US"/>
               </w:rPr>
-              <w:t>doc.cost</w:t>
-            </w:r>
-            <w:proofErr w:type="gramEnd"/>
+              <w:t>month</w:t>
+            </w:r>
             <w:r>
               <w:rPr>
                 <w:b/>
@@ -8261,35 +7317,7 @@
                 <w:szCs w:val="18"/>
                 <w:lang w:val="en-US"/>
               </w:rPr>
-              <w:t>_</w:t>
-            </w:r>
-            <w:r>
-              <w:rPr>
-                <w:b/>
-                <w:sz w:val="18"/>
-                <w:szCs w:val="18"/>
-                <w:lang w:val="en-US"/>
-              </w:rPr>
-              <w:t>month</w:t>
-            </w:r>
-            <w:r>
-              <w:rPr>
-                <w:b/>
-                <w:sz w:val="18"/>
-                <w:szCs w:val="18"/>
-                <w:lang w:val="en-US"/>
-              </w:rPr>
-              <w:t>_total</w:t>
-            </w:r>
-            <w:proofErr w:type="spellEnd"/>
-            <w:r>
-              <w:rPr>
-                <w:b/>
-                <w:sz w:val="18"/>
-                <w:szCs w:val="18"/>
-                <w:lang w:val="en-US"/>
-              </w:rPr>
-              <w:t>]</w:t>
+              <w:t>_total]</w:t>
             </w:r>
           </w:p>
         </w:tc>
@@ -8345,39 +7373,7 @@
           <w:sz w:val="18"/>
           <w:szCs w:val="18"/>
         </w:rPr>
-        <w:t xml:space="preserve">С правилами внутреннего распорядка для учащихся Школы и их родителей (законных представителей), Уставом ГБУДО </w:t>
-      </w:r>
-      <w:proofErr w:type="spellStart"/>
-      <w:r>
-        <w:rPr>
-          <w:sz w:val="18"/>
-          <w:szCs w:val="18"/>
-        </w:rPr>
-        <w:t>г.Москвы</w:t>
-      </w:r>
-      <w:proofErr w:type="spellEnd"/>
-      <w:r>
-        <w:rPr>
-          <w:sz w:val="18"/>
-          <w:szCs w:val="18"/>
-        </w:rPr>
-        <w:t xml:space="preserve"> "ДШИ </w:t>
-      </w:r>
-      <w:proofErr w:type="spellStart"/>
-      <w:r>
-        <w:rPr>
-          <w:sz w:val="18"/>
-          <w:szCs w:val="18"/>
-        </w:rPr>
-        <w:t>им.И.Ф.Стравинского</w:t>
-      </w:r>
-      <w:proofErr w:type="spellEnd"/>
-      <w:r>
-        <w:rPr>
-          <w:sz w:val="18"/>
-          <w:szCs w:val="18"/>
-        </w:rPr>
-        <w:t xml:space="preserve">", лицензией, Положением </w:t>
+        <w:t xml:space="preserve">С правилами внутреннего распорядка для учащихся Школы и их родителей (законных представителей), Уставом ГБУДО г.Москвы "ДШИ им.И.Ф.Стравинского", лицензией, Положением </w:t>
       </w:r>
       <w:r>
         <w:rPr>
@@ -8425,17 +7421,8 @@
           <w:sz w:val="18"/>
           <w:szCs w:val="18"/>
         </w:rPr>
-        <w:t>_____</w:t>
-      </w:r>
-      <w:proofErr w:type="spellStart"/>
-      <w:r>
-        <w:rPr>
-          <w:sz w:val="18"/>
-          <w:szCs w:val="18"/>
-        </w:rPr>
-        <w:t>Н.М.Карташева</w:t>
-      </w:r>
-      <w:proofErr w:type="spellEnd"/>
+        <w:t>_____Н.М.Карташева</w:t>
+      </w:r>
       <w:r>
         <w:rPr>
           <w:sz w:val="18"/>
@@ -8496,7 +7483,6 @@
         </w:rPr>
         <w:t>_</w:t>
       </w:r>
-      <w:proofErr w:type="spellStart"/>
       <w:r>
         <w:rPr>
           <w:sz w:val="18"/>
@@ -8505,7 +7491,6 @@
         </w:rPr>
         <w:t>iof</w:t>
       </w:r>
-      <w:proofErr w:type="spellEnd"/>
       <w:r>
         <w:rPr>
           <w:sz w:val="18"/>
@@ -10148,6 +9133,7 @@
     <w:lsdException w:name="HTML Sample" w:semiHidden="1" w:unhideWhenUsed="1"/>
     <w:lsdException w:name="HTML Typewriter" w:semiHidden="1" w:unhideWhenUsed="1"/>
     <w:lsdException w:name="HTML Variable" w:semiHidden="1" w:unhideWhenUsed="1"/>
+    <w:lsdException w:name="Normal Table" w:semiHidden="1" w:unhideWhenUsed="1"/>
     <w:lsdException w:name="annotation subject" w:semiHidden="1" w:unhideWhenUsed="1"/>
     <w:lsdException w:name="No List" w:semiHidden="1" w:unhideWhenUsed="1"/>
     <w:lsdException w:name="Outline List 1" w:semiHidden="1" w:unhideWhenUsed="1"/>
@@ -10190,8 +9176,11 @@
     <w:lsdException w:name="Table Contemporary" w:semiHidden="1" w:unhideWhenUsed="1"/>
     <w:lsdException w:name="Table Elegant" w:semiHidden="1" w:unhideWhenUsed="1"/>
     <w:lsdException w:name="Table Professional" w:semiHidden="1" w:unhideWhenUsed="1"/>
+    <w:lsdException w:name="Table Subtle 1" w:semiHidden="1" w:unhideWhenUsed="1"/>
     <w:lsdException w:name="Table Subtle 2" w:semiHidden="1" w:unhideWhenUsed="1"/>
     <w:lsdException w:name="Table Web 1" w:semiHidden="1" w:unhideWhenUsed="1"/>
+    <w:lsdException w:name="Table Web 2" w:semiHidden="1" w:unhideWhenUsed="1"/>
+    <w:lsdException w:name="Table Web 3" w:semiHidden="1" w:unhideWhenUsed="1"/>
     <w:lsdException w:name="Balloon Text" w:semiHidden="1" w:unhideWhenUsed="1"/>
     <w:lsdException w:name="Table Grid" w:uiPriority="59"/>
     <w:lsdException w:name="Table Theme" w:semiHidden="1" w:unhideWhenUsed="1"/>
